--- a/cursor/Analiz_RK_Gruppovye_progulki_EPK_2026-08-22.docx
+++ b/cursor/Analiz_RK_Gruppovye_progulki_EPK_2026-08-22.docx
@@ -3102,7 +3102,7 @@
           <w:b w:val="0"/>
           <w:sz w:val="22"/>
         </w:rPr>
-        <w:t>Форматы 20–22: ТГО 99 показов / 1 клик; видео 7 / 0; карусель 4 / 0. Площадок в выгрузке нет (поле запроса пустое) — мусорные домены по имени не поймать.</w:t>
+        <w:t>Форматы 20–22: ТГО 99 показов / 1 клик; видео 7 / 0; карусель 4 / 0.</w:t>
       </w:r>
     </w:p>
     <w:p>
@@ -3130,7 +3130,1351 @@
           <w:color w:val="0B3D5C"/>
           <w:sz w:val="26"/>
         </w:rPr>
-        <w:t>3.3. Вывод по РСЯ</w:t>
+        <w:t>3.3. РСЯ по площадкам (CSV 2026-08-22_21-49-50)</w:t>
+      </w:r>
+    </w:p>
+    <w:p>
+      <w:pPr>
+        <w:spacing w:after="120"/>
+      </w:pPr>
+      <w:r>
+        <w:rPr>
+          <w:rFonts w:ascii="Calibri" w:hAnsi="Calibri" w:eastAsia="Calibri"/>
+          <w:b w:val="0"/>
+          <w:sz w:val="22"/>
+        </w:rPr>
+        <w:t>Выгрузка 11–22.08: 56 площадок, 339 показов, 10 кликов, 0 конв., 0 ₽. Ни одна площадка в РК ещё не выключена.</w:t>
+      </w:r>
+    </w:p>
+    <w:tbl>
+      <w:tblPr>
+        <w:tblStyle w:val="TableGrid"/>
+        <w:tblW w:type="auto" w:w="0"/>
+        <w:tblLook w:firstColumn="1" w:firstRow="1" w:lastColumn="0" w:lastRow="0" w:noHBand="0" w:noVBand="1" w:val="04A0"/>
+      </w:tblPr>
+      <w:tblGrid>
+        <w:gridCol w:w="1719"/>
+        <w:gridCol w:w="1719"/>
+        <w:gridCol w:w="1719"/>
+        <w:gridCol w:w="1719"/>
+        <w:gridCol w:w="1719"/>
+        <w:gridCol w:w="1719"/>
+      </w:tblGrid>
+      <w:tr>
+        <w:tc>
+          <w:tcPr>
+            <w:tcW w:type="dxa" w:w="2948"/>
+            <w:shd w:fill="0B3D5C" w:val="clear"/>
+          </w:tcPr>
+          <w:p>
+            <w:r/>
+            <w:r>
+              <w:rPr>
+                <w:rFonts w:ascii="Calibri" w:hAnsi="Calibri" w:eastAsia="Calibri"/>
+                <w:b/>
+                <w:color w:val="FFFFFF"/>
+                <w:sz w:val="18"/>
+              </w:rPr>
+              <w:t>Площадка</w:t>
+            </w:r>
+          </w:p>
+        </w:tc>
+        <w:tc>
+          <w:tcPr>
+            <w:tcW w:type="dxa" w:w="907"/>
+            <w:shd w:fill="0B3D5C" w:val="clear"/>
+          </w:tcPr>
+          <w:p>
+            <w:r/>
+            <w:r>
+              <w:rPr>
+                <w:rFonts w:ascii="Calibri" w:hAnsi="Calibri" w:eastAsia="Calibri"/>
+                <w:b/>
+                <w:color w:val="FFFFFF"/>
+                <w:sz w:val="18"/>
+              </w:rPr>
+              <w:t>Показы</w:t>
+            </w:r>
+          </w:p>
+        </w:tc>
+        <w:tc>
+          <w:tcPr>
+            <w:tcW w:type="dxa" w:w="850"/>
+            <w:shd w:fill="0B3D5C" w:val="clear"/>
+          </w:tcPr>
+          <w:p>
+            <w:r/>
+            <w:r>
+              <w:rPr>
+                <w:rFonts w:ascii="Calibri" w:hAnsi="Calibri" w:eastAsia="Calibri"/>
+                <w:b/>
+                <w:color w:val="FFFFFF"/>
+                <w:sz w:val="18"/>
+              </w:rPr>
+              <w:t>Клики</w:t>
+            </w:r>
+          </w:p>
+        </w:tc>
+        <w:tc>
+          <w:tcPr>
+            <w:tcW w:type="dxa" w:w="850"/>
+            <w:shd w:fill="0B3D5C" w:val="clear"/>
+          </w:tcPr>
+          <w:p>
+            <w:r/>
+            <w:r>
+              <w:rPr>
+                <w:rFonts w:ascii="Calibri" w:hAnsi="Calibri" w:eastAsia="Calibri"/>
+                <w:b/>
+                <w:color w:val="FFFFFF"/>
+                <w:sz w:val="18"/>
+              </w:rPr>
+              <w:t>Конв.</w:t>
+            </w:r>
+          </w:p>
+        </w:tc>
+        <w:tc>
+          <w:tcPr>
+            <w:tcW w:type="dxa" w:w="1134"/>
+            <w:shd w:fill="0B3D5C" w:val="clear"/>
+          </w:tcPr>
+          <w:p>
+            <w:r/>
+            <w:r>
+              <w:rPr>
+                <w:rFonts w:ascii="Calibri" w:hAnsi="Calibri" w:eastAsia="Calibri"/>
+                <w:b/>
+                <w:color w:val="FFFFFF"/>
+                <w:sz w:val="18"/>
+              </w:rPr>
+              <w:t>Запретить?</w:t>
+            </w:r>
+          </w:p>
+        </w:tc>
+        <w:tc>
+          <w:tcPr>
+            <w:tcW w:type="dxa" w:w="2721"/>
+            <w:shd w:fill="0B3D5C" w:val="clear"/>
+          </w:tcPr>
+          <w:p>
+            <w:r/>
+            <w:r>
+              <w:rPr>
+                <w:rFonts w:ascii="Calibri" w:hAnsi="Calibri" w:eastAsia="Calibri"/>
+                <w:b/>
+                <w:color w:val="FFFFFF"/>
+                <w:sz w:val="18"/>
+              </w:rPr>
+              <w:t>Оценка</w:t>
+            </w:r>
+          </w:p>
+        </w:tc>
+      </w:tr>
+      <w:tr>
+        <w:tc>
+          <w:tcPr>
+            <w:tcW w:type="dxa" w:w="2948"/>
+          </w:tcPr>
+          <w:p>
+            <w:r/>
+            <w:r>
+              <w:rPr>
+                <w:rFonts w:ascii="Calibri" w:hAnsi="Calibri" w:eastAsia="Calibri"/>
+                <w:b w:val="0"/>
+                <w:sz w:val="18"/>
+              </w:rPr>
+              <w:t>yandex.ru</w:t>
+            </w:r>
+          </w:p>
+        </w:tc>
+        <w:tc>
+          <w:tcPr>
+            <w:tcW w:type="dxa" w:w="907"/>
+          </w:tcPr>
+          <w:p>
+            <w:r/>
+            <w:r>
+              <w:rPr>
+                <w:rFonts w:ascii="Calibri" w:hAnsi="Calibri" w:eastAsia="Calibri"/>
+                <w:b w:val="0"/>
+                <w:sz w:val="18"/>
+              </w:rPr>
+              <w:t>139</w:t>
+            </w:r>
+          </w:p>
+        </w:tc>
+        <w:tc>
+          <w:tcPr>
+            <w:tcW w:type="dxa" w:w="850"/>
+          </w:tcPr>
+          <w:p>
+            <w:r/>
+            <w:r>
+              <w:rPr>
+                <w:rFonts w:ascii="Calibri" w:hAnsi="Calibri" w:eastAsia="Calibri"/>
+                <w:b w:val="0"/>
+                <w:sz w:val="18"/>
+              </w:rPr>
+              <w:t>5</w:t>
+            </w:r>
+          </w:p>
+        </w:tc>
+        <w:tc>
+          <w:tcPr>
+            <w:tcW w:type="dxa" w:w="850"/>
+          </w:tcPr>
+          <w:p>
+            <w:r/>
+            <w:r>
+              <w:rPr>
+                <w:rFonts w:ascii="Calibri" w:hAnsi="Calibri" w:eastAsia="Calibri"/>
+                <w:b w:val="0"/>
+                <w:sz w:val="18"/>
+              </w:rPr>
+              <w:t>0</w:t>
+            </w:r>
+          </w:p>
+        </w:tc>
+        <w:tc>
+          <w:tcPr>
+            <w:tcW w:type="dxa" w:w="1134"/>
+          </w:tcPr>
+          <w:p>
+            <w:r/>
+            <w:r>
+              <w:rPr>
+                <w:rFonts w:ascii="Calibri" w:hAnsi="Calibri" w:eastAsia="Calibri"/>
+                <w:b w:val="0"/>
+                <w:sz w:val="18"/>
+              </w:rPr>
+              <w:t>Нет</w:t>
+            </w:r>
+          </w:p>
+        </w:tc>
+        <w:tc>
+          <w:tcPr>
+            <w:tcW w:type="dxa" w:w="2721"/>
+          </w:tcPr>
+          <w:p>
+            <w:r/>
+            <w:r>
+              <w:rPr>
+                <w:rFonts w:ascii="Calibri" w:hAnsi="Calibri" w:eastAsia="Calibri"/>
+                <w:b w:val="0"/>
+                <w:sz w:val="18"/>
+              </w:rPr>
+              <w:t>Половина кликов РСЯ. Не банится.</w:t>
+            </w:r>
+          </w:p>
+        </w:tc>
+      </w:tr>
+      <w:tr>
+        <w:tc>
+          <w:tcPr>
+            <w:tcW w:type="dxa" w:w="2948"/>
+            <w:shd w:fill="F2F7FA" w:val="clear"/>
+          </w:tcPr>
+          <w:p>
+            <w:r/>
+            <w:r>
+              <w:rPr>
+                <w:rFonts w:ascii="Calibri" w:hAnsi="Calibri" w:eastAsia="Calibri"/>
+                <w:b w:val="0"/>
+                <w:sz w:val="18"/>
+              </w:rPr>
+              <w:t>dzen.ru</w:t>
+            </w:r>
+          </w:p>
+        </w:tc>
+        <w:tc>
+          <w:tcPr>
+            <w:tcW w:type="dxa" w:w="907"/>
+            <w:shd w:fill="F2F7FA" w:val="clear"/>
+          </w:tcPr>
+          <w:p>
+            <w:r/>
+            <w:r>
+              <w:rPr>
+                <w:rFonts w:ascii="Calibri" w:hAnsi="Calibri" w:eastAsia="Calibri"/>
+                <w:b w:val="0"/>
+                <w:sz w:val="18"/>
+              </w:rPr>
+              <w:t>63</w:t>
+            </w:r>
+          </w:p>
+        </w:tc>
+        <w:tc>
+          <w:tcPr>
+            <w:tcW w:type="dxa" w:w="850"/>
+            <w:shd w:fill="F2F7FA" w:val="clear"/>
+          </w:tcPr>
+          <w:p>
+            <w:r/>
+            <w:r>
+              <w:rPr>
+                <w:rFonts w:ascii="Calibri" w:hAnsi="Calibri" w:eastAsia="Calibri"/>
+                <w:b w:val="0"/>
+                <w:sz w:val="18"/>
+              </w:rPr>
+              <w:t>1</w:t>
+            </w:r>
+          </w:p>
+        </w:tc>
+        <w:tc>
+          <w:tcPr>
+            <w:tcW w:type="dxa" w:w="850"/>
+            <w:shd w:fill="F2F7FA" w:val="clear"/>
+          </w:tcPr>
+          <w:p>
+            <w:r/>
+            <w:r>
+              <w:rPr>
+                <w:rFonts w:ascii="Calibri" w:hAnsi="Calibri" w:eastAsia="Calibri"/>
+                <w:b w:val="0"/>
+                <w:sz w:val="18"/>
+              </w:rPr>
+              <w:t>0</w:t>
+            </w:r>
+          </w:p>
+        </w:tc>
+        <w:tc>
+          <w:tcPr>
+            <w:tcW w:type="dxa" w:w="1134"/>
+            <w:shd w:fill="F2F7FA" w:val="clear"/>
+          </w:tcPr>
+          <w:p>
+            <w:r/>
+            <w:r>
+              <w:rPr>
+                <w:rFonts w:ascii="Calibri" w:hAnsi="Calibri" w:eastAsia="Calibri"/>
+                <w:b w:val="0"/>
+                <w:sz w:val="18"/>
+              </w:rPr>
+              <w:t>Да</w:t>
+            </w:r>
+          </w:p>
+        </w:tc>
+        <w:tc>
+          <w:tcPr>
+            <w:tcW w:type="dxa" w:w="2721"/>
+            <w:shd w:fill="F2F7FA" w:val="clear"/>
+          </w:tcPr>
+          <w:p>
+            <w:r/>
+            <w:r>
+              <w:rPr>
+                <w:rFonts w:ascii="Calibri" w:hAnsi="Calibri" w:eastAsia="Calibri"/>
+                <w:b w:val="0"/>
+                <w:sz w:val="18"/>
+              </w:rPr>
+              <w:t>Дзен. В исключения.</w:t>
+            </w:r>
+          </w:p>
+        </w:tc>
+      </w:tr>
+      <w:tr>
+        <w:tc>
+          <w:tcPr>
+            <w:tcW w:type="dxa" w:w="2948"/>
+          </w:tcPr>
+          <w:p>
+            <w:r/>
+            <w:r>
+              <w:rPr>
+                <w:rFonts w:ascii="Calibri" w:hAnsi="Calibri" w:eastAsia="Calibri"/>
+                <w:b w:val="0"/>
+                <w:sz w:val="18"/>
+              </w:rPr>
+              <w:t>m.images.yandex.ru</w:t>
+            </w:r>
+          </w:p>
+        </w:tc>
+        <w:tc>
+          <w:tcPr>
+            <w:tcW w:type="dxa" w:w="907"/>
+          </w:tcPr>
+          <w:p>
+            <w:r/>
+            <w:r>
+              <w:rPr>
+                <w:rFonts w:ascii="Calibri" w:hAnsi="Calibri" w:eastAsia="Calibri"/>
+                <w:b w:val="0"/>
+                <w:sz w:val="18"/>
+              </w:rPr>
+              <w:t>19</w:t>
+            </w:r>
+          </w:p>
+        </w:tc>
+        <w:tc>
+          <w:tcPr>
+            <w:tcW w:type="dxa" w:w="850"/>
+          </w:tcPr>
+          <w:p>
+            <w:r/>
+            <w:r>
+              <w:rPr>
+                <w:rFonts w:ascii="Calibri" w:hAnsi="Calibri" w:eastAsia="Calibri"/>
+                <w:b w:val="0"/>
+                <w:sz w:val="18"/>
+              </w:rPr>
+              <w:t>1</w:t>
+            </w:r>
+          </w:p>
+        </w:tc>
+        <w:tc>
+          <w:tcPr>
+            <w:tcW w:type="dxa" w:w="850"/>
+          </w:tcPr>
+          <w:p>
+            <w:r/>
+            <w:r>
+              <w:rPr>
+                <w:rFonts w:ascii="Calibri" w:hAnsi="Calibri" w:eastAsia="Calibri"/>
+                <w:b w:val="0"/>
+                <w:sz w:val="18"/>
+              </w:rPr>
+              <w:t>0</w:t>
+            </w:r>
+          </w:p>
+        </w:tc>
+        <w:tc>
+          <w:tcPr>
+            <w:tcW w:type="dxa" w:w="1134"/>
+          </w:tcPr>
+          <w:p>
+            <w:r/>
+            <w:r>
+              <w:rPr>
+                <w:rFonts w:ascii="Calibri" w:hAnsi="Calibri" w:eastAsia="Calibri"/>
+                <w:b w:val="0"/>
+                <w:sz w:val="18"/>
+              </w:rPr>
+              <w:t>Да</w:t>
+            </w:r>
+          </w:p>
+        </w:tc>
+        <w:tc>
+          <w:tcPr>
+            <w:tcW w:type="dxa" w:w="2721"/>
+          </w:tcPr>
+          <w:p>
+            <w:r/>
+            <w:r>
+              <w:rPr>
+                <w:rFonts w:ascii="Calibri" w:hAnsi="Calibri" w:eastAsia="Calibri"/>
+                <w:b w:val="0"/>
+                <w:sz w:val="18"/>
+              </w:rPr>
+              <w:t>Картинки, 55+. Слабый интент.</w:t>
+            </w:r>
+          </w:p>
+        </w:tc>
+      </w:tr>
+      <w:tr>
+        <w:tc>
+          <w:tcPr>
+            <w:tcW w:type="dxa" w:w="2948"/>
+            <w:shd w:fill="F2F7FA" w:val="clear"/>
+          </w:tcPr>
+          <w:p>
+            <w:r/>
+            <w:r>
+              <w:rPr>
+                <w:rFonts w:ascii="Calibri" w:hAnsi="Calibri" w:eastAsia="Calibri"/>
+                <w:b w:val="0"/>
+                <w:sz w:val="18"/>
+              </w:rPr>
+              <w:t>tabor.ru</w:t>
+            </w:r>
+          </w:p>
+        </w:tc>
+        <w:tc>
+          <w:tcPr>
+            <w:tcW w:type="dxa" w:w="907"/>
+            <w:shd w:fill="F2F7FA" w:val="clear"/>
+          </w:tcPr>
+          <w:p>
+            <w:r/>
+            <w:r>
+              <w:rPr>
+                <w:rFonts w:ascii="Calibri" w:hAnsi="Calibri" w:eastAsia="Calibri"/>
+                <w:b w:val="0"/>
+                <w:sz w:val="18"/>
+              </w:rPr>
+              <w:t>4</w:t>
+            </w:r>
+          </w:p>
+        </w:tc>
+        <w:tc>
+          <w:tcPr>
+            <w:tcW w:type="dxa" w:w="850"/>
+            <w:shd w:fill="F2F7FA" w:val="clear"/>
+          </w:tcPr>
+          <w:p>
+            <w:r/>
+            <w:r>
+              <w:rPr>
+                <w:rFonts w:ascii="Calibri" w:hAnsi="Calibri" w:eastAsia="Calibri"/>
+                <w:b w:val="0"/>
+                <w:sz w:val="18"/>
+              </w:rPr>
+              <w:t>1</w:t>
+            </w:r>
+          </w:p>
+        </w:tc>
+        <w:tc>
+          <w:tcPr>
+            <w:tcW w:type="dxa" w:w="850"/>
+            <w:shd w:fill="F2F7FA" w:val="clear"/>
+          </w:tcPr>
+          <w:p>
+            <w:r/>
+            <w:r>
+              <w:rPr>
+                <w:rFonts w:ascii="Calibri" w:hAnsi="Calibri" w:eastAsia="Calibri"/>
+                <w:b w:val="0"/>
+                <w:sz w:val="18"/>
+              </w:rPr>
+              <w:t>0</w:t>
+            </w:r>
+          </w:p>
+        </w:tc>
+        <w:tc>
+          <w:tcPr>
+            <w:tcW w:type="dxa" w:w="1134"/>
+            <w:shd w:fill="F2F7FA" w:val="clear"/>
+          </w:tcPr>
+          <w:p>
+            <w:r/>
+            <w:r>
+              <w:rPr>
+                <w:rFonts w:ascii="Calibri" w:hAnsi="Calibri" w:eastAsia="Calibri"/>
+                <w:b w:val="0"/>
+                <w:sz w:val="18"/>
+              </w:rPr>
+              <w:t>Да</w:t>
+            </w:r>
+          </w:p>
+        </w:tc>
+        <w:tc>
+          <w:tcPr>
+            <w:tcW w:type="dxa" w:w="2721"/>
+            <w:shd w:fill="F2F7FA" w:val="clear"/>
+          </w:tcPr>
+          <w:p>
+            <w:r/>
+            <w:r>
+              <w:rPr>
+                <w:rFonts w:ascii="Calibri" w:hAnsi="Calibri" w:eastAsia="Calibri"/>
+                <w:b w:val="0"/>
+                <w:sz w:val="18"/>
+              </w:rPr>
+              <w:t>Клик 20.08. Развлекательный мусор.</w:t>
+            </w:r>
+          </w:p>
+        </w:tc>
+      </w:tr>
+      <w:tr>
+        <w:tc>
+          <w:tcPr>
+            <w:tcW w:type="dxa" w:w="2948"/>
+          </w:tcPr>
+          <w:p>
+            <w:r/>
+            <w:r>
+              <w:rPr>
+                <w:rFonts w:ascii="Calibri" w:hAnsi="Calibri" w:eastAsia="Calibri"/>
+                <w:b w:val="0"/>
+                <w:sz w:val="18"/>
+              </w:rPr>
+              <w:t>ria.ru</w:t>
+            </w:r>
+          </w:p>
+        </w:tc>
+        <w:tc>
+          <w:tcPr>
+            <w:tcW w:type="dxa" w:w="907"/>
+          </w:tcPr>
+          <w:p>
+            <w:r/>
+            <w:r>
+              <w:rPr>
+                <w:rFonts w:ascii="Calibri" w:hAnsi="Calibri" w:eastAsia="Calibri"/>
+                <w:b w:val="0"/>
+                <w:sz w:val="18"/>
+              </w:rPr>
+              <w:t>2</w:t>
+            </w:r>
+          </w:p>
+        </w:tc>
+        <w:tc>
+          <w:tcPr>
+            <w:tcW w:type="dxa" w:w="850"/>
+          </w:tcPr>
+          <w:p>
+            <w:r/>
+            <w:r>
+              <w:rPr>
+                <w:rFonts w:ascii="Calibri" w:hAnsi="Calibri" w:eastAsia="Calibri"/>
+                <w:b w:val="0"/>
+                <w:sz w:val="18"/>
+              </w:rPr>
+              <w:t>1</w:t>
+            </w:r>
+          </w:p>
+        </w:tc>
+        <w:tc>
+          <w:tcPr>
+            <w:tcW w:type="dxa" w:w="850"/>
+          </w:tcPr>
+          <w:p>
+            <w:r/>
+            <w:r>
+              <w:rPr>
+                <w:rFonts w:ascii="Calibri" w:hAnsi="Calibri" w:eastAsia="Calibri"/>
+                <w:b w:val="0"/>
+                <w:sz w:val="18"/>
+              </w:rPr>
+              <w:t>0</w:t>
+            </w:r>
+          </w:p>
+        </w:tc>
+        <w:tc>
+          <w:tcPr>
+            <w:tcW w:type="dxa" w:w="1134"/>
+          </w:tcPr>
+          <w:p>
+            <w:r/>
+            <w:r>
+              <w:rPr>
+                <w:rFonts w:ascii="Calibri" w:hAnsi="Calibri" w:eastAsia="Calibri"/>
+                <w:b w:val="0"/>
+                <w:sz w:val="18"/>
+              </w:rPr>
+              <w:t>Да</w:t>
+            </w:r>
+          </w:p>
+        </w:tc>
+        <w:tc>
+          <w:tcPr>
+            <w:tcW w:type="dxa" w:w="2721"/>
+          </w:tcPr>
+          <w:p>
+            <w:r/>
+            <w:r>
+              <w:rPr>
+                <w:rFonts w:ascii="Calibri" w:hAnsi="Calibri" w:eastAsia="Calibri"/>
+                <w:b w:val="0"/>
+                <w:sz w:val="18"/>
+              </w:rPr>
+              <w:t>Новости, не билет.</w:t>
+            </w:r>
+          </w:p>
+        </w:tc>
+      </w:tr>
+      <w:tr>
+        <w:tc>
+          <w:tcPr>
+            <w:tcW w:type="dxa" w:w="2948"/>
+            <w:shd w:fill="F2F7FA" w:val="clear"/>
+          </w:tcPr>
+          <w:p>
+            <w:r/>
+            <w:r>
+              <w:rPr>
+                <w:rFonts w:ascii="Calibri" w:hAnsi="Calibri" w:eastAsia="Calibri"/>
+                <w:b w:val="0"/>
+                <w:sz w:val="18"/>
+              </w:rPr>
+              <w:t>fooby.ru</w:t>
+            </w:r>
+          </w:p>
+        </w:tc>
+        <w:tc>
+          <w:tcPr>
+            <w:tcW w:type="dxa" w:w="907"/>
+            <w:shd w:fill="F2F7FA" w:val="clear"/>
+          </w:tcPr>
+          <w:p>
+            <w:r/>
+            <w:r>
+              <w:rPr>
+                <w:rFonts w:ascii="Calibri" w:hAnsi="Calibri" w:eastAsia="Calibri"/>
+                <w:b w:val="0"/>
+                <w:sz w:val="18"/>
+              </w:rPr>
+              <w:t>1</w:t>
+            </w:r>
+          </w:p>
+        </w:tc>
+        <w:tc>
+          <w:tcPr>
+            <w:tcW w:type="dxa" w:w="850"/>
+            <w:shd w:fill="F2F7FA" w:val="clear"/>
+          </w:tcPr>
+          <w:p>
+            <w:r/>
+            <w:r>
+              <w:rPr>
+                <w:rFonts w:ascii="Calibri" w:hAnsi="Calibri" w:eastAsia="Calibri"/>
+                <w:b w:val="0"/>
+                <w:sz w:val="18"/>
+              </w:rPr>
+              <w:t>1</w:t>
+            </w:r>
+          </w:p>
+        </w:tc>
+        <w:tc>
+          <w:tcPr>
+            <w:tcW w:type="dxa" w:w="850"/>
+            <w:shd w:fill="F2F7FA" w:val="clear"/>
+          </w:tcPr>
+          <w:p>
+            <w:r/>
+            <w:r>
+              <w:rPr>
+                <w:rFonts w:ascii="Calibri" w:hAnsi="Calibri" w:eastAsia="Calibri"/>
+                <w:b w:val="0"/>
+                <w:sz w:val="18"/>
+              </w:rPr>
+              <w:t>0</w:t>
+            </w:r>
+          </w:p>
+        </w:tc>
+        <w:tc>
+          <w:tcPr>
+            <w:tcW w:type="dxa" w:w="1134"/>
+            <w:shd w:fill="F2F7FA" w:val="clear"/>
+          </w:tcPr>
+          <w:p>
+            <w:r/>
+            <w:r>
+              <w:rPr>
+                <w:rFonts w:ascii="Calibri" w:hAnsi="Calibri" w:eastAsia="Calibri"/>
+                <w:b w:val="0"/>
+                <w:sz w:val="18"/>
+              </w:rPr>
+              <w:t>Да</w:t>
+            </w:r>
+          </w:p>
+        </w:tc>
+        <w:tc>
+          <w:tcPr>
+            <w:tcW w:type="dxa" w:w="2721"/>
+            <w:shd w:fill="F2F7FA" w:val="clear"/>
+          </w:tcPr>
+          <w:p>
+            <w:r/>
+            <w:r>
+              <w:rPr>
+                <w:rFonts w:ascii="Calibri" w:hAnsi="Calibri" w:eastAsia="Calibri"/>
+                <w:b w:val="0"/>
+                <w:sz w:val="18"/>
+              </w:rPr>
+              <w:t>Мусор, 1 клик.</w:t>
+            </w:r>
+          </w:p>
+        </w:tc>
+      </w:tr>
+      <w:tr>
+        <w:tc>
+          <w:tcPr>
+            <w:tcW w:type="dxa" w:w="2948"/>
+          </w:tcPr>
+          <w:p>
+            <w:r/>
+            <w:r>
+              <w:rPr>
+                <w:rFonts w:ascii="Calibri" w:hAnsi="Calibri" w:eastAsia="Calibri"/>
+                <w:b w:val="0"/>
+                <w:sz w:val="18"/>
+              </w:rPr>
+              <w:t>com.vkontakte.android</w:t>
+            </w:r>
+          </w:p>
+        </w:tc>
+        <w:tc>
+          <w:tcPr>
+            <w:tcW w:type="dxa" w:w="907"/>
+          </w:tcPr>
+          <w:p>
+            <w:r/>
+            <w:r>
+              <w:rPr>
+                <w:rFonts w:ascii="Calibri" w:hAnsi="Calibri" w:eastAsia="Calibri"/>
+                <w:b w:val="0"/>
+                <w:sz w:val="18"/>
+              </w:rPr>
+              <w:t>12</w:t>
+            </w:r>
+          </w:p>
+        </w:tc>
+        <w:tc>
+          <w:tcPr>
+            <w:tcW w:type="dxa" w:w="850"/>
+          </w:tcPr>
+          <w:p>
+            <w:r/>
+            <w:r>
+              <w:rPr>
+                <w:rFonts w:ascii="Calibri" w:hAnsi="Calibri" w:eastAsia="Calibri"/>
+                <w:b w:val="0"/>
+                <w:sz w:val="18"/>
+              </w:rPr>
+              <w:t>0</w:t>
+            </w:r>
+          </w:p>
+        </w:tc>
+        <w:tc>
+          <w:tcPr>
+            <w:tcW w:type="dxa" w:w="850"/>
+          </w:tcPr>
+          <w:p>
+            <w:r/>
+            <w:r>
+              <w:rPr>
+                <w:rFonts w:ascii="Calibri" w:hAnsi="Calibri" w:eastAsia="Calibri"/>
+                <w:b w:val="0"/>
+                <w:sz w:val="18"/>
+              </w:rPr>
+              <w:t>0</w:t>
+            </w:r>
+          </w:p>
+        </w:tc>
+        <w:tc>
+          <w:tcPr>
+            <w:tcW w:type="dxa" w:w="1134"/>
+          </w:tcPr>
+          <w:p>
+            <w:r/>
+            <w:r>
+              <w:rPr>
+                <w:rFonts w:ascii="Calibri" w:hAnsi="Calibri" w:eastAsia="Calibri"/>
+                <w:b w:val="0"/>
+                <w:sz w:val="18"/>
+              </w:rPr>
+              <w:t>Да</w:t>
+            </w:r>
+          </w:p>
+        </w:tc>
+        <w:tc>
+          <w:tcPr>
+            <w:tcW w:type="dxa" w:w="2721"/>
+          </w:tcPr>
+          <w:p>
+            <w:r/>
+            <w:r>
+              <w:rPr>
+                <w:rFonts w:ascii="Calibri" w:hAnsi="Calibri" w:eastAsia="Calibri"/>
+                <w:b w:val="0"/>
+                <w:sz w:val="18"/>
+              </w:rPr>
+              <w:t>VK-приложение.</w:t>
+            </w:r>
+          </w:p>
+        </w:tc>
+      </w:tr>
+      <w:tr>
+        <w:tc>
+          <w:tcPr>
+            <w:tcW w:type="dxa" w:w="2948"/>
+            <w:shd w:fill="F2F7FA" w:val="clear"/>
+          </w:tcPr>
+          <w:p>
+            <w:r/>
+            <w:r>
+              <w:rPr>
+                <w:rFonts w:ascii="Calibri" w:hAnsi="Calibri" w:eastAsia="Calibri"/>
+                <w:b w:val="0"/>
+                <w:sz w:val="18"/>
+              </w:rPr>
+              <w:t>video.yandex.ru</w:t>
+            </w:r>
+          </w:p>
+        </w:tc>
+        <w:tc>
+          <w:tcPr>
+            <w:tcW w:type="dxa" w:w="907"/>
+            <w:shd w:fill="F2F7FA" w:val="clear"/>
+          </w:tcPr>
+          <w:p>
+            <w:r/>
+            <w:r>
+              <w:rPr>
+                <w:rFonts w:ascii="Calibri" w:hAnsi="Calibri" w:eastAsia="Calibri"/>
+                <w:b w:val="0"/>
+                <w:sz w:val="18"/>
+              </w:rPr>
+              <w:t>10</w:t>
+            </w:r>
+          </w:p>
+        </w:tc>
+        <w:tc>
+          <w:tcPr>
+            <w:tcW w:type="dxa" w:w="850"/>
+            <w:shd w:fill="F2F7FA" w:val="clear"/>
+          </w:tcPr>
+          <w:p>
+            <w:r/>
+            <w:r>
+              <w:rPr>
+                <w:rFonts w:ascii="Calibri" w:hAnsi="Calibri" w:eastAsia="Calibri"/>
+                <w:b w:val="0"/>
+                <w:sz w:val="18"/>
+              </w:rPr>
+              <w:t>0</w:t>
+            </w:r>
+          </w:p>
+        </w:tc>
+        <w:tc>
+          <w:tcPr>
+            <w:tcW w:type="dxa" w:w="850"/>
+            <w:shd w:fill="F2F7FA" w:val="clear"/>
+          </w:tcPr>
+          <w:p>
+            <w:r/>
+            <w:r>
+              <w:rPr>
+                <w:rFonts w:ascii="Calibri" w:hAnsi="Calibri" w:eastAsia="Calibri"/>
+                <w:b w:val="0"/>
+                <w:sz w:val="18"/>
+              </w:rPr>
+              <w:t>0</w:t>
+            </w:r>
+          </w:p>
+        </w:tc>
+        <w:tc>
+          <w:tcPr>
+            <w:tcW w:type="dxa" w:w="1134"/>
+            <w:shd w:fill="F2F7FA" w:val="clear"/>
+          </w:tcPr>
+          <w:p>
+            <w:r/>
+            <w:r>
+              <w:rPr>
+                <w:rFonts w:ascii="Calibri" w:hAnsi="Calibri" w:eastAsia="Calibri"/>
+                <w:b w:val="0"/>
+                <w:sz w:val="18"/>
+              </w:rPr>
+              <w:t>Да</w:t>
+            </w:r>
+          </w:p>
+        </w:tc>
+        <w:tc>
+          <w:tcPr>
+            <w:tcW w:type="dxa" w:w="2721"/>
+            <w:shd w:fill="F2F7FA" w:val="clear"/>
+          </w:tcPr>
+          <w:p>
+            <w:r/>
+            <w:r>
+              <w:rPr>
+                <w:rFonts w:ascii="Calibri" w:hAnsi="Calibri" w:eastAsia="Calibri"/>
+                <w:b w:val="0"/>
+                <w:sz w:val="18"/>
+              </w:rPr>
+              <w:t>Видео.</w:t>
+            </w:r>
+          </w:p>
+        </w:tc>
+      </w:tr>
+      <w:tr>
+        <w:tc>
+          <w:tcPr>
+            <w:tcW w:type="dxa" w:w="2948"/>
+          </w:tcPr>
+          <w:p>
+            <w:r/>
+            <w:r>
+              <w:rPr>
+                <w:rFonts w:ascii="Calibri" w:hAnsi="Calibri" w:eastAsia="Calibri"/>
+                <w:b w:val="0"/>
+                <w:sz w:val="18"/>
+              </w:rPr>
+              <w:t>ru.zen.android / zen</w:t>
+            </w:r>
+          </w:p>
+        </w:tc>
+        <w:tc>
+          <w:tcPr>
+            <w:tcW w:type="dxa" w:w="907"/>
+          </w:tcPr>
+          <w:p>
+            <w:r/>
+            <w:r>
+              <w:rPr>
+                <w:rFonts w:ascii="Calibri" w:hAnsi="Calibri" w:eastAsia="Calibri"/>
+                <w:b w:val="0"/>
+                <w:sz w:val="18"/>
+              </w:rPr>
+              <w:t>8</w:t>
+            </w:r>
+          </w:p>
+        </w:tc>
+        <w:tc>
+          <w:tcPr>
+            <w:tcW w:type="dxa" w:w="850"/>
+          </w:tcPr>
+          <w:p>
+            <w:r/>
+            <w:r>
+              <w:rPr>
+                <w:rFonts w:ascii="Calibri" w:hAnsi="Calibri" w:eastAsia="Calibri"/>
+                <w:b w:val="0"/>
+                <w:sz w:val="18"/>
+              </w:rPr>
+              <w:t>0</w:t>
+            </w:r>
+          </w:p>
+        </w:tc>
+        <w:tc>
+          <w:tcPr>
+            <w:tcW w:type="dxa" w:w="850"/>
+          </w:tcPr>
+          <w:p>
+            <w:r/>
+            <w:r>
+              <w:rPr>
+                <w:rFonts w:ascii="Calibri" w:hAnsi="Calibri" w:eastAsia="Calibri"/>
+                <w:b w:val="0"/>
+                <w:sz w:val="18"/>
+              </w:rPr>
+              <w:t>0</w:t>
+            </w:r>
+          </w:p>
+        </w:tc>
+        <w:tc>
+          <w:tcPr>
+            <w:tcW w:type="dxa" w:w="1134"/>
+          </w:tcPr>
+          <w:p>
+            <w:r/>
+            <w:r>
+              <w:rPr>
+                <w:rFonts w:ascii="Calibri" w:hAnsi="Calibri" w:eastAsia="Calibri"/>
+                <w:b w:val="0"/>
+                <w:sz w:val="18"/>
+              </w:rPr>
+              <w:t>Да</w:t>
+            </w:r>
+          </w:p>
+        </w:tc>
+        <w:tc>
+          <w:tcPr>
+            <w:tcW w:type="dxa" w:w="2721"/>
+          </w:tcPr>
+          <w:p>
+            <w:r/>
+            <w:r>
+              <w:rPr>
+                <w:rFonts w:ascii="Calibri" w:hAnsi="Calibri" w:eastAsia="Calibri"/>
+                <w:b w:val="0"/>
+                <w:sz w:val="18"/>
+              </w:rPr>
+              <w:t>Дзен-приложение.</w:t>
+            </w:r>
+          </w:p>
+        </w:tc>
+      </w:tr>
+      <w:tr>
+        <w:tc>
+          <w:tcPr>
+            <w:tcW w:type="dxa" w:w="2948"/>
+            <w:shd w:fill="F2F7FA" w:val="clear"/>
+          </w:tcPr>
+          <w:p>
+            <w:r/>
+            <w:r>
+              <w:rPr>
+                <w:rFonts w:ascii="Calibri" w:hAnsi="Calibri" w:eastAsia="Calibri"/>
+                <w:b w:val="0"/>
+                <w:sz w:val="18"/>
+              </w:rPr>
+              <w:t>topwar.ru</w:t>
+            </w:r>
+          </w:p>
+        </w:tc>
+        <w:tc>
+          <w:tcPr>
+            <w:tcW w:type="dxa" w:w="907"/>
+            <w:shd w:fill="F2F7FA" w:val="clear"/>
+          </w:tcPr>
+          <w:p>
+            <w:r/>
+            <w:r>
+              <w:rPr>
+                <w:rFonts w:ascii="Calibri" w:hAnsi="Calibri" w:eastAsia="Calibri"/>
+                <w:b w:val="0"/>
+                <w:sz w:val="18"/>
+              </w:rPr>
+              <w:t>5</w:t>
+            </w:r>
+          </w:p>
+        </w:tc>
+        <w:tc>
+          <w:tcPr>
+            <w:tcW w:type="dxa" w:w="850"/>
+            <w:shd w:fill="F2F7FA" w:val="clear"/>
+          </w:tcPr>
+          <w:p>
+            <w:r/>
+            <w:r>
+              <w:rPr>
+                <w:rFonts w:ascii="Calibri" w:hAnsi="Calibri" w:eastAsia="Calibri"/>
+                <w:b w:val="0"/>
+                <w:sz w:val="18"/>
+              </w:rPr>
+              <w:t>0</w:t>
+            </w:r>
+          </w:p>
+        </w:tc>
+        <w:tc>
+          <w:tcPr>
+            <w:tcW w:type="dxa" w:w="850"/>
+            <w:shd w:fill="F2F7FA" w:val="clear"/>
+          </w:tcPr>
+          <w:p>
+            <w:r/>
+            <w:r>
+              <w:rPr>
+                <w:rFonts w:ascii="Calibri" w:hAnsi="Calibri" w:eastAsia="Calibri"/>
+                <w:b w:val="0"/>
+                <w:sz w:val="18"/>
+              </w:rPr>
+              <w:t>0</w:t>
+            </w:r>
+          </w:p>
+        </w:tc>
+        <w:tc>
+          <w:tcPr>
+            <w:tcW w:type="dxa" w:w="1134"/>
+            <w:shd w:fill="F2F7FA" w:val="clear"/>
+          </w:tcPr>
+          <w:p>
+            <w:r/>
+            <w:r>
+              <w:rPr>
+                <w:rFonts w:ascii="Calibri" w:hAnsi="Calibri" w:eastAsia="Calibri"/>
+                <w:b w:val="0"/>
+                <w:sz w:val="18"/>
+              </w:rPr>
+              <w:t>Да</w:t>
+            </w:r>
+          </w:p>
+        </w:tc>
+        <w:tc>
+          <w:tcPr>
+            <w:tcW w:type="dxa" w:w="2721"/>
+            <w:shd w:fill="F2F7FA" w:val="clear"/>
+          </w:tcPr>
+          <w:p>
+            <w:r/>
+            <w:r>
+              <w:rPr>
+                <w:rFonts w:ascii="Calibri" w:hAnsi="Calibri" w:eastAsia="Calibri"/>
+                <w:b w:val="0"/>
+                <w:sz w:val="18"/>
+              </w:rPr>
+              <w:t>Военные новости.</w:t>
+            </w:r>
+          </w:p>
+        </w:tc>
+      </w:tr>
+      <w:tr>
+        <w:tc>
+          <w:tcPr>
+            <w:tcW w:type="dxa" w:w="2948"/>
+          </w:tcPr>
+          <w:p>
+            <w:r/>
+            <w:r>
+              <w:rPr>
+                <w:rFonts w:ascii="Calibri" w:hAnsi="Calibri" w:eastAsia="Calibri"/>
+                <w:b w:val="0"/>
+                <w:sz w:val="18"/>
+              </w:rPr>
+              <w:t>погода (gismeteo, pogoda, weather*)</w:t>
+            </w:r>
+          </w:p>
+        </w:tc>
+        <w:tc>
+          <w:tcPr>
+            <w:tcW w:type="dxa" w:w="907"/>
+          </w:tcPr>
+          <w:p>
+            <w:r/>
+            <w:r>
+              <w:rPr>
+                <w:rFonts w:ascii="Calibri" w:hAnsi="Calibri" w:eastAsia="Calibri"/>
+                <w:b w:val="0"/>
+                <w:sz w:val="18"/>
+              </w:rPr>
+              <w:t>6</w:t>
+            </w:r>
+          </w:p>
+        </w:tc>
+        <w:tc>
+          <w:tcPr>
+            <w:tcW w:type="dxa" w:w="850"/>
+          </w:tcPr>
+          <w:p>
+            <w:r/>
+            <w:r>
+              <w:rPr>
+                <w:rFonts w:ascii="Calibri" w:hAnsi="Calibri" w:eastAsia="Calibri"/>
+                <w:b w:val="0"/>
+                <w:sz w:val="18"/>
+              </w:rPr>
+              <w:t>0</w:t>
+            </w:r>
+          </w:p>
+        </w:tc>
+        <w:tc>
+          <w:tcPr>
+            <w:tcW w:type="dxa" w:w="850"/>
+          </w:tcPr>
+          <w:p>
+            <w:r/>
+            <w:r>
+              <w:rPr>
+                <w:rFonts w:ascii="Calibri" w:hAnsi="Calibri" w:eastAsia="Calibri"/>
+                <w:b w:val="0"/>
+                <w:sz w:val="18"/>
+              </w:rPr>
+              <w:t>0</w:t>
+            </w:r>
+          </w:p>
+        </w:tc>
+        <w:tc>
+          <w:tcPr>
+            <w:tcW w:type="dxa" w:w="1134"/>
+          </w:tcPr>
+          <w:p>
+            <w:r/>
+            <w:r>
+              <w:rPr>
+                <w:rFonts w:ascii="Calibri" w:hAnsi="Calibri" w:eastAsia="Calibri"/>
+                <w:b w:val="0"/>
+                <w:sz w:val="18"/>
+              </w:rPr>
+              <w:t>Да</w:t>
+            </w:r>
+          </w:p>
+        </w:tc>
+        <w:tc>
+          <w:tcPr>
+            <w:tcW w:type="dxa" w:w="2721"/>
+          </w:tcPr>
+          <w:p>
+            <w:r/>
+            <w:r>
+              <w:rPr>
+                <w:rFonts w:ascii="Calibri" w:hAnsi="Calibri" w:eastAsia="Calibri"/>
+                <w:b w:val="0"/>
+                <w:sz w:val="18"/>
+              </w:rPr>
+              <w:t>Как в плане ЕПК — в исключения.</w:t>
+            </w:r>
+          </w:p>
+        </w:tc>
+      </w:tr>
+    </w:tbl>
+    <w:p/>
+    <w:p>
+      <w:pPr>
+        <w:spacing w:after="120"/>
+      </w:pPr>
+      <w:r>
+        <w:rPr>
+          <w:rFonts w:ascii="Calibri" w:hAnsi="Calibri" w:eastAsia="Calibri"/>
+          <w:b/>
+          <w:sz w:val="22"/>
+        </w:rPr>
+        <w:t>Клики по дням:</w:t>
+      </w:r>
+    </w:p>
+    <w:p>
+      <w:pPr>
+        <w:pStyle w:val="ListBullet"/>
+        <w:spacing w:after="40"/>
+      </w:pPr>
+      <w:r>
+        <w:rPr>
+          <w:rFonts w:ascii="Calibri" w:hAnsi="Calibri" w:eastAsia="Calibri"/>
+          <w:b w:val="0"/>
+          <w:sz w:val="22"/>
+        </w:rPr>
+        <w:t>14.08: yandex.ru, dzen.ru, картинки Яндекса, ещё yandex.ru (отказ 100%)</w:t>
+      </w:r>
+    </w:p>
+    <w:p>
+      <w:pPr>
+        <w:pStyle w:val="ListBullet"/>
+        <w:spacing w:after="40"/>
+      </w:pPr>
+      <w:r>
+        <w:rPr>
+          <w:rFonts w:ascii="Calibri" w:hAnsi="Calibri" w:eastAsia="Calibri"/>
+          <w:b w:val="0"/>
+          <w:sz w:val="22"/>
+        </w:rPr>
+        <w:t>15.08: yandex.ru (отказ 100%, 55+), fooby.ru</w:t>
+      </w:r>
+    </w:p>
+    <w:p>
+      <w:pPr>
+        <w:pStyle w:val="ListBullet"/>
+        <w:spacing w:after="40"/>
+      </w:pPr>
+      <w:r>
+        <w:rPr>
+          <w:rFonts w:ascii="Calibri" w:hAnsi="Calibri" w:eastAsia="Calibri"/>
+          <w:b w:val="0"/>
+          <w:sz w:val="22"/>
+        </w:rPr>
+        <w:t>16.08: ria.ru</w:t>
+      </w:r>
+    </w:p>
+    <w:p>
+      <w:pPr>
+        <w:pStyle w:val="ListBullet"/>
+        <w:spacing w:after="40"/>
+      </w:pPr>
+      <w:r>
+        <w:rPr>
+          <w:rFonts w:ascii="Calibri" w:hAnsi="Calibri" w:eastAsia="Calibri"/>
+          <w:b w:val="0"/>
+          <w:sz w:val="22"/>
+        </w:rPr>
+        <w:t>17–18.08: только yandex.ru (2 клика) — эту площадку запретить нельзя</w:t>
+      </w:r>
+    </w:p>
+    <w:p>
+      <w:pPr>
+        <w:pStyle w:val="ListBullet"/>
+        <w:spacing w:after="40"/>
+      </w:pPr>
+      <w:r>
+        <w:rPr>
+          <w:rFonts w:ascii="Calibri" w:hAnsi="Calibri" w:eastAsia="Calibri"/>
+          <w:b w:val="0"/>
+          <w:sz w:val="22"/>
+        </w:rPr>
+        <w:t>20.08: tabor.ru (десктоп 45–54, глубина 1) — единственный клик после 5.1</w:t>
+      </w:r>
+    </w:p>
+    <w:p>
+      <w:pPr>
+        <w:pStyle w:val="ListBullet"/>
+        <w:spacing w:after="40"/>
+      </w:pPr>
+      <w:r>
+        <w:rPr>
+          <w:rFonts w:ascii="Calibri" w:hAnsi="Calibri" w:eastAsia="Calibri"/>
+          <w:b w:val="0"/>
+          <w:sz w:val="22"/>
+        </w:rPr>
+        <w:t>21–22.08: кликов РСЯ нет</w:t>
       </w:r>
     </w:p>
     <w:p>
@@ -3143,7 +4487,60 @@
           <w:b/>
           <w:sz w:val="22"/>
         </w:rPr>
-        <w:t>Пользы нет, вреда по деньгам нет. Паузить по-прежнему не обязательно: вы сами оставили наблюдение, и сети уже сжимаются сами. Если к вс 23.08 / следующей Пн–Вс снова 0 конв. при 100+ показах — тогда пауза. Если всплывёт конверсия с мусорной площадки — в исключения, не выключать всю РСЯ сразу.</w:t>
+        <w:t>В исключения РСЯ сейчас (не пауза всей сети):</w:t>
+      </w:r>
+    </w:p>
+    <w:p>
+      <w:pPr>
+        <w:spacing w:after="120"/>
+      </w:pPr>
+      <w:r>
+        <w:rPr>
+          <w:rFonts w:ascii="Calibri" w:hAnsi="Calibri" w:eastAsia="Calibri"/>
+          <w:b w:val="0"/>
+          <w:sz w:val="20"/>
+        </w:rPr>
+        <w:t>dzen.ru, ru.zen.android, com.yandex.zen, tabor.ru, fooby.ru, ria.ru, topwar.ru, topcor.ru, podolyaka.ru, pikabu.ru, popcornnews.ru, adme.media, 24smi.info, mom.life, motogonki.ru, gismeteo.ru, gismeteo.by, m.pogoda.yandex.ru, ru.yandex.weatherplugin, ru.yandex.mobile.weather, nur.kz, fontanka.ru, 93.ru, v102.ru, samaragovorit.ru, gazetametro.ru, tehnoomsk.ru, www1.ru</w:t>
+      </w:r>
+    </w:p>
+    <w:p>
+      <w:pPr>
+        <w:spacing w:after="120"/>
+      </w:pPr>
+      <w:r>
+        <w:rPr>
+          <w:rFonts w:ascii="Calibri" w:hAnsi="Calibri" w:eastAsia="Calibri"/>
+          <w:b w:val="0"/>
+          <w:sz w:val="22"/>
+        </w:rPr>
+        <w:t>Не трогать: yandex.ru / ya.ru (не банятся), sochi1.ru и sochi-fornia.ru (локальные). Avito / Otzovik — пока оставить, показов мало.</w:t>
+      </w:r>
+    </w:p>
+    <w:p>
+      <w:pPr>
+        <w:pStyle w:val="Heading2"/>
+      </w:pPr>
+      <w:r>
+        <w:rPr>
+          <w:rFonts w:ascii="Calibri" w:hAnsi="Calibri" w:eastAsia="Calibri"/>
+          <w:b/>
+          <w:color w:val="0B3D5C"/>
+          <w:sz w:val="26"/>
+        </w:rPr>
+        <w:t>3.4. Вывод по РСЯ</w:t>
+      </w:r>
+    </w:p>
+    <w:p>
+      <w:pPr>
+        <w:spacing w:after="120"/>
+      </w:pPr>
+      <w:r>
+        <w:rPr>
+          <w:rFonts w:ascii="Calibri" w:hAnsi="Calibri" w:eastAsia="Calibri"/>
+          <w:b/>
+          <w:sz w:val="22"/>
+        </w:rPr>
+        <w:t>Пользы нет, вреда по деньгам нет. Всю РСЯ не паузим — наблюдаем. Имеет смысл точечно запретить Дзен, tabor, fooby, погоду и новостной/военный хвост. yandex.ru запретить нельзя: 5 из 10 кликов, все без заявок.</w:t>
       </w:r>
     </w:p>
     <w:p>
@@ -3881,7 +5278,7 @@
           <w:b w:val="0"/>
           <w:sz w:val="22"/>
         </w:rPr>
-        <w:t>РСЯ — не трогать, смотрим до конца недели Пн–Вс (23.08) и ещё 3–4 дня.</w:t>
+        <w:t>РСЯ целиком не паузить. В исключения — Дзен, tabor.ru, fooby.ru, погода, военные/новостные из списка 3.3.</w:t>
       </w:r>
     </w:p>
     <w:p>
@@ -3895,7 +5292,7 @@
           <w:b w:val="0"/>
           <w:sz w:val="22"/>
         </w:rPr>
-        <w:t>Минусы: аренда, снять, неватрип. Не минусовать «выход в море» и «водные прогулки».</w:t>
+        <w:t>Минусы поиска: аренда, снять, неватрип. Не минусовать «выход в море» и «водные прогулки».</w:t>
       </w:r>
     </w:p>
     <w:p>
@@ -3909,7 +5306,7 @@
           <w:b w:val="0"/>
           <w:sz w:val="22"/>
         </w:rPr>
-        <w:t>Стратегию, бюджет 7 000, цены целей не менять. Кампания обучена, объём после минусов сам сел — это ожидаемо.</w:t>
+        <w:t>Стратегию, бюджет 7 000, цены целей не менять.</w:t>
       </w:r>
     </w:p>
     <w:p>
@@ -3923,7 +5320,7 @@
           <w:b w:val="0"/>
           <w:sz w:val="22"/>
         </w:rPr>
-        <w:t>Следующий срез: полный 17–23.08 или 23–30.08 + скрин обучения/цены конверсии. Для РСЯ — если можно, выгрузка по площадкам.</w:t>
+        <w:t>Следующий срез: полный 17–23.08 или 23–30.08.</w:t>
       </w:r>
     </w:p>
     <w:p>
